--- a/docs/general-english/A2/build/a21-u10.docx
+++ b/docs/general-english/A2/build/a21-u10.docx
@@ -7445,7 +7445,7 @@
               <w:jc w:val="left"/>
             </w:pPr>
             <w:r>
-              <w:t xml:space="preserve">somebody who has done it for years</w:t>
+              <w:t xml:space="preserve">somebody with years of practice</w:t>
             </w:r>
           </w:p>
         </w:tc>

--- a/docs/general-english/A2/build/a21-u10.docx
+++ b/docs/general-english/A2/build/a21-u10.docx
@@ -47,7 +47,7 @@
       <w:r>
         <w:drawing>
           <wp:inline>
-            <wp:extent cx="3209925" cy="1809750"/>
+            <wp:extent cx="5724525" cy="3228975"/>
             <wp:effectExtent b="0" l="0" r="0" t="0"/>
             <wp:docPr descr="The opening page of Unit 10, Doing and Making: the grammar point is imperatives, order words and adverbs, and three things the learner will be able to do by the end of the unit." title="" id="21" name="Picture"/>
             <a:graphic>
@@ -68,7 +68,7 @@
                   <pic:spPr bwMode="auto">
                     <a:xfrm>
                       <a:off x="0" y="0"/>
-                      <a:ext cx="3209925" cy="1809750"/>
+                      <a:ext cx="5724525" cy="3228975"/>
                     </a:xfrm>
                     <a:prstGeom prst="rect">
                       <a:avLst/>
@@ -922,7 +922,7 @@
       <w:r>
         <w:drawing>
           <wp:inline>
-            <wp:extent cx="4657725" cy="1809750"/>
+            <wp:extent cx="5724525" cy="2228850"/>
             <wp:effectExtent b="0" l="0" r="0" t="0"/>
             <wp:docPr descr="What each of the six people at number 14 makes or repairs, and how: Mr Okonkwo repairs slowly and once, Amina builds her display quickly, Dani cooks fast and loudly, Maya makes small books by hand, Tomas can sew a straight line, and Yuki is learning to make a bowl." title="" id="24" name="Picture"/>
             <a:graphic>
@@ -943,7 +943,7 @@
                   <pic:spPr bwMode="auto">
                     <a:xfrm>
                       <a:off x="0" y="0"/>
-                      <a:ext cx="4657725" cy="1809750"/>
+                      <a:ext cx="5724525" cy="2228850"/>
                     </a:xfrm>
                     <a:prstGeom prst="rect">
                       <a:avLst/>
@@ -2240,7 +2240,7 @@
       <w:r>
         <w:drawing>
           <wp:inline>
-            <wp:extent cx="4562475" cy="1809750"/>
+            <wp:extent cx="5724525" cy="2266950"/>
             <wp:effectExtent b="0" l="0" r="0" t="0"/>
             <wp:docPr descr="Six things people make, each on its own card: a cake, a small book, a shelf, a pot of soup, a straight line and a bowl." title="" id="27" name="Picture"/>
             <a:graphic>
@@ -2261,7 +2261,7 @@
                   <pic:spPr bwMode="auto">
                     <a:xfrm>
                       <a:off x="0" y="0"/>
-                      <a:ext cx="4562475" cy="1809750"/>
+                      <a:ext cx="5724525" cy="2266950"/>
                     </a:xfrm>
                     <a:prstGeom prst="rect">
                       <a:avLst/>
@@ -2660,7 +2660,7 @@
       <w:r>
         <w:drawing>
           <wp:inline>
-            <wp:extent cx="4905375" cy="1809750"/>
+            <wp:extent cx="5724525" cy="2114550"/>
             <wp:effectExtent b="0" l="0" r="0" t="0"/>
             <wp:docPr descr="A work surface seen from above, with the things laid out in the order they are used: a bowl, a spoon, the work itself with one layer over another, a tube of glue and a brush. Five numbered lines run to the right for the learner to write each word." title="" id="30" name="Picture"/>
             <a:graphic>
@@ -2681,7 +2681,7 @@
                   <pic:spPr bwMode="auto">
                     <a:xfrm>
                       <a:off x="0" y="0"/>
-                      <a:ext cx="4905375" cy="1809750"/>
+                      <a:ext cx="5724525" cy="2114550"/>
                     </a:xfrm>
                     <a:prstGeom prst="rect">
                       <a:avLst/>
@@ -3833,7 +3833,7 @@
       <w:r>
         <w:drawing>
           <wp:inline>
-            <wp:extent cx="4381500" cy="1809750"/>
+            <wp:extent cx="5724525" cy="2362200"/>
             <wp:effectExtent b="0" l="0" r="0" t="0"/>
             <wp:docPr descr="The unit’s grammar as two columns. On the left the imperative: the verb alone and first, with one mark for the single order it gives. On the right the order words and the -ly words, with a mark at each end for the sequence they carry." title="" id="33" name="Picture"/>
             <a:graphic>
@@ -3854,7 +3854,7 @@
                   <pic:spPr bwMode="auto">
                     <a:xfrm>
                       <a:off x="0" y="0"/>
-                      <a:ext cx="4381500" cy="1809750"/>
+                      <a:ext cx="5724525" cy="2362200"/>
                     </a:xfrm>
                     <a:prstGeom prst="rect">
                       <a:avLst/>
@@ -4502,7 +4502,7 @@
       <w:r>
         <w:drawing>
           <wp:inline>
-            <wp:extent cx="5143500" cy="1533525"/>
+            <wp:extent cx="5724525" cy="1704975"/>
             <wp:effectExtent b="0" l="0" r="0" t="0"/>
             <wp:docPr descr="One job as five steps on a line: first warm the teapot, then one spoon for each person, after that pour the water on slowly, wait four minutes, and finally pour it out." title="" id="36" name="Picture"/>
             <a:graphic>
@@ -4523,7 +4523,7 @@
                   <pic:spPr bwMode="auto">
                     <a:xfrm>
                       <a:off x="0" y="0"/>
-                      <a:ext cx="5143500" cy="1533525"/>
+                      <a:ext cx="5724525" cy="1704975"/>
                     </a:xfrm>
                     <a:prstGeom prst="rect">
                       <a:avLst/>
@@ -5302,7 +5302,7 @@
       <w:r>
         <w:drawing>
           <wp:inline>
-            <wp:extent cx="5143500" cy="1685925"/>
+            <wp:extent cx="5724525" cy="1876425"/>
             <wp:effectExtent b="0" l="0" r="0" t="0"/>
             <wp:docPr descr="The three listenings in this unit: Amina teaches Yuki to make something, Dani follows a recipe out of order while Maya watches, and Amina describes five people and five ways of working." title="" id="39" name="Picture"/>
             <a:graphic>
@@ -5323,7 +5323,7 @@
                   <pic:spPr bwMode="auto">
                     <a:xfrm>
                       <a:off x="0" y="0"/>
-                      <a:ext cx="5143500" cy="1685925"/>
+                      <a:ext cx="5724525" cy="1876425"/>
                     </a:xfrm>
                     <a:prstGeom prst="rect">
                       <a:avLst/>
@@ -6422,7 +6422,7 @@
       <w:r>
         <w:drawing>
           <wp:inline>
-            <wp:extent cx="5133975" cy="1809750"/>
+            <wp:extent cx="5724525" cy="2019300"/>
             <wp:effectExtent b="0" l="0" r="0" t="0"/>
             <wp:docPr descr="The two role-play cards side by side. Card A, teaching: one step at a time, say how not only what, say the one mistake everybody makes, wait. Card B, learning: do each step, say what you see, ask when you are not sure, tidy as you go." title="" id="42" name="Picture"/>
             <a:graphic>
@@ -6443,7 +6443,7 @@
                   <pic:spPr bwMode="auto">
                     <a:xfrm>
                       <a:off x="0" y="0"/>
-                      <a:ext cx="5133975" cy="1809750"/>
+                      <a:ext cx="5724525" cy="2019300"/>
                     </a:xfrm>
                     <a:prstGeom prst="rect">
                       <a:avLst/>
@@ -6699,7 +6699,7 @@
       <w:r>
         <w:drawing>
           <wp:inline>
-            <wp:extent cx="5143500" cy="1171575"/>
+            <wp:extent cx="5724525" cy="1304925"/>
             <wp:effectExtent b="0" l="0" r="0" t="0"/>
             <wp:docPr descr="Why instructions go wrong, in five stages with an arrow to the next: the expert writes it down, a step goes missing because the hand does it without asking, a beginner reads it, the beginner’s hands stop, and the place where they stopped is the missing step." title="" id="45" name="Picture"/>
             <a:graphic>
@@ -6720,7 +6720,7 @@
                   <pic:spPr bwMode="auto">
                     <a:xfrm>
                       <a:off x="0" y="0"/>
-                      <a:ext cx="5143500" cy="1171575"/>
+                      <a:ext cx="5724525" cy="1304925"/>
                     </a:xfrm>
                     <a:prstGeom prst="rect">
                       <a:avLst/>
@@ -7600,7 +7600,7 @@
       <w:r>
         <w:drawing>
           <wp:inline>
-            <wp:extent cx="5143500" cy="1409700"/>
+            <wp:extent cx="5724525" cy="1571625"/>
             <wp:effectExtent b="0" l="0" r="0" t="0"/>
             <wp:docPr descr="Three kinds of instruction and who each one is for: a flat-pack box with no words at all, only diagrams; a recipe that puts every thing first in a list; and a safety card of symbols, for somebody frightened and in a hurry." title="" id="48" name="Picture"/>
             <a:graphic>
@@ -7621,7 +7621,7 @@
                   <pic:spPr bwMode="auto">
                     <a:xfrm>
                       <a:off x="0" y="0"/>
-                      <a:ext cx="5143500" cy="1409700"/>
+                      <a:ext cx="5724525" cy="1571625"/>
                     </a:xfrm>
                     <a:prstGeom prst="rect">
                       <a:avLst/>
@@ -7837,7 +7837,7 @@
       <w:r>
         <w:drawing>
           <wp:inline>
-            <wp:extent cx="5143500" cy="1685925"/>
+            <wp:extent cx="5724525" cy="1876425"/>
             <wp:effectExtent b="0" l="0" r="0" t="0"/>
             <wp:docPr descr="The shape of the instructions the learner is about to write, in four steps marked first, then, after that and finally." title="" id="51" name="Picture"/>
             <a:graphic>
@@ -7858,7 +7858,7 @@
                   <pic:spPr bwMode="auto">
                     <a:xfrm>
                       <a:off x="0" y="0"/>
-                      <a:ext cx="5143500" cy="1685925"/>
+                      <a:ext cx="5724525" cy="1876425"/>
                     </a:xfrm>
                     <a:prstGeom prst="rect">
                       <a:avLst/>
@@ -8446,7 +8446,7 @@
       <w:r>
         <w:drawing>
           <wp:inline>
-            <wp:extent cx="5143500" cy="1771650"/>
+            <wp:extent cx="5724525" cy="1971675"/>
             <wp:effectExtent b="0" l="0" r="0" t="0"/>
             <wp:docPr descr="Four things people say while they teach or learn a job, each with an arrow to what it does: asking to be shown rather than told, correcting how rather than what, stopping somebody who has run ahead, and checking that it is learned." title="" id="54" name="Picture"/>
             <a:graphic>
@@ -8467,7 +8467,7 @@
                   <pic:spPr bwMode="auto">
                     <a:xfrm>
                       <a:off x="0" y="0"/>
-                      <a:ext cx="5143500" cy="1771650"/>
+                      <a:ext cx="5724525" cy="1971675"/>
                     </a:xfrm>
                     <a:prstGeom prst="rect">
                       <a:avLst/>
@@ -9486,7 +9486,7 @@
       <w:r>
         <w:drawing>
           <wp:inline>
-            <wp:extent cx="5143500" cy="1571625"/>
+            <wp:extent cx="5724525" cy="1752600"/>
             <wp:effectExtent b="0" l="0" r="0" t="0"/>
             <wp:docPr descr="Two ways a street goes down. By machine: one afternoon, cheaper, and the same street everywhere. By hand: one small stone at a time, about six square metres in a day, in a design of a wave, a ship or a star." title="" id="57" name="Picture"/>
             <a:graphic>
@@ -9507,7 +9507,7 @@
                   <pic:spPr bwMode="auto">
                     <a:xfrm>
                       <a:off x="0" y="0"/>
-                      <a:ext cx="5143500" cy="1571625"/>
+                      <a:ext cx="5724525" cy="1752600"/>
                     </a:xfrm>
                     <a:prstGeom prst="rect">
                       <a:avLst/>
@@ -10722,7 +10722,7 @@
       <w:r>
         <w:drawing>
           <wp:inline>
-            <wp:extent cx="5143500" cy="1543050"/>
+            <wp:extent cx="5724525" cy="1724025"/>
             <wp:effectExtent b="0" l="0" r="0" t="0"/>
             <wp:docPr descr="The five Can-Do lines of the unit as a strip with a box to tick beside each, the last one marked Plus." title="" id="60" name="Picture"/>
             <a:graphic>
@@ -10743,7 +10743,7 @@
                   <pic:spPr bwMode="auto">
                     <a:xfrm>
                       <a:off x="0" y="0"/>
-                      <a:ext cx="5143500" cy="1543050"/>
+                      <a:ext cx="5724525" cy="1724025"/>
                     </a:xfrm>
                     <a:prstGeom prst="rect">
                       <a:avLst/>
